--- a/policies/build/masters_hco/HCO.COP.11_v2_master.docx
+++ b/policies/build/masters_hco/HCO.COP.11_v2_master.docx
@@ -761,7 +761,7 @@
           <w:sz w:val="22"/>
           <w:szCs w:val="22"/>
         </w:rPr>
-        <w:t xml:space="preserve">Boundaries: do not copy SHCO COP wording. Do not overwrite AAC policies. Spell out abbreviations on first use in training materials.</w:t>
+        <w:t xml:space="preserve">Boundaries: do not overwrite HCO AAC policies. Spell out abbreviations on first use in training materials.</w:t>
       </w:r>
     </w:p>
     <w:p>
@@ -962,7 +962,7 @@
         <w:spacing w:after="100" w:before="220"/>
       </w:pPr>
       <w:r>
-        <w:t xml:space="preserve">5.2 Neonatal care is in consonance with the national / international guid..</w:t>
+        <w:t xml:space="preserve">5.2 Neonatal care is in consonance with the national / international..</w:t>
       </w:r>
     </w:p>
     <w:p>
@@ -1061,7 +1061,7 @@
         <w:spacing w:after="100" w:before="220"/>
       </w:pPr>
       <w:r>
-        <w:t xml:space="preserve">5.5 Paediatric assessment includes growth, developmental, immunisation an..</w:t>
+        <w:t xml:space="preserve">5.5 Paediatric assessment includes growth, developmental, immunisation and..</w:t>
       </w:r>
     </w:p>
     <w:p>
@@ -1094,7 +1094,7 @@
         <w:spacing w:after="100" w:before="220"/>
       </w:pPr>
       <w:r>
-        <w:t xml:space="preserve">5.6 The organisation has measures in place to prevent child / neonate abd..</w:t>
+        <w:t xml:space="preserve">5.6 The organisation has measures in place to prevent child / neonate..</w:t>
       </w:r>
     </w:p>
     <w:p>
@@ -1194,6 +1194,20 @@
       </w:pPr>
       <w:r>
         <w:t xml:space="preserve">6. Governance and responsibility</w:t>
+      </w:r>
+    </w:p>
+    <w:p>
+      <w:pPr>
+        <w:spacing w:after="20" w:before="100"/>
+      </w:pPr>
+      <w:r>
+        <w:rPr>
+          <w:b/>
+          <w:bCs/>
+          <w:sz w:val="22"/>
+          <w:szCs w:val="22"/>
+        </w:rPr>
+        <w:t xml:space="preserve">Medical Superintendent</w:t>
       </w:r>
     </w:p>
     <w:p>
@@ -1210,7 +1224,21 @@
           <w:sz w:val="22"/>
           <w:szCs w:val="22"/>
         </w:rPr>
-        <w:t xml:space="preserve">Medical Superintendent</w:t>
+        <w:t xml:space="preserve">Accountable that COP.11 is resourced and followed.</w:t>
+      </w:r>
+    </w:p>
+    <w:p>
+      <w:pPr>
+        <w:spacing w:after="20" w:before="100"/>
+      </w:pPr>
+      <w:r>
+        <w:rPr>
+          <w:b/>
+          <w:bCs/>
+          <w:sz w:val="22"/>
+          <w:szCs w:val="22"/>
+        </w:rPr>
+        <w:t xml:space="preserve">Paediatric In-Charge</w:t>
       </w:r>
     </w:p>
     <w:p>
@@ -1227,7 +1255,21 @@
           <w:sz w:val="22"/>
           <w:szCs w:val="22"/>
         </w:rPr>
-        <w:t xml:space="preserve">Accountable that COP.11 is resourced and followed.</w:t>
+        <w:t xml:space="preserve">Owns day-to-day implementation and records for this standard.</w:t>
+      </w:r>
+    </w:p>
+    <w:p>
+      <w:pPr>
+        <w:spacing w:after="20" w:before="100"/>
+      </w:pPr>
+      <w:r>
+        <w:rPr>
+          <w:b/>
+          <w:bCs/>
+          <w:sz w:val="22"/>
+          <w:szCs w:val="22"/>
+        </w:rPr>
+        <w:t xml:space="preserve">Treating doctors / nurses / technicians (as applicable)</w:t>
       </w:r>
     </w:p>
     <w:p>
@@ -1244,7 +1286,21 @@
           <w:sz w:val="22"/>
           <w:szCs w:val="22"/>
         </w:rPr>
-        <w:t xml:space="preserve">Paediatric In-Charge</w:t>
+        <w:t xml:space="preserve">Deliver care as written; escalate stop-work triggers without delay.</w:t>
+      </w:r>
+    </w:p>
+    <w:p>
+      <w:pPr>
+        <w:spacing w:after="20" w:before="100"/>
+      </w:pPr>
+      <w:r>
+        <w:rPr>
+          <w:b/>
+          <w:bCs/>
+          <w:sz w:val="22"/>
+          <w:szCs w:val="22"/>
+        </w:rPr>
+        <w:t xml:space="preserve">Quality Coordinator</w:t>
       </w:r>
     </w:p>
     <w:p>
@@ -1261,7 +1317,28 @@
           <w:sz w:val="22"/>
           <w:szCs w:val="22"/>
         </w:rPr>
-        <w:t xml:space="preserve">Owns day-to-day implementation and records for this standard.</w:t>
+        <w:t xml:space="preserve">Audits this policy «quarterly»; holds training acknowledgements.</w:t>
+      </w:r>
+    </w:p>
+    <w:p>
+      <w:pPr>
+        <w:pStyle w:val="Heading1"/>
+        <w:spacing w:after="120" w:before="280"/>
+      </w:pPr>
+      <w:r>
+        <w:t xml:space="preserve">7. Quality monitoring (RCA → CAPA)</w:t>
+      </w:r>
+    </w:p>
+    <w:p>
+      <w:pPr>
+        <w:spacing w:after="140"/>
+      </w:pPr>
+      <w:r>
+        <w:rPr>
+          <w:sz w:val="22"/>
+          <w:szCs w:val="22"/>
+        </w:rPr>
+        <w:t xml:space="preserve">The Quality Coordinator audits this policy «quarterly». The audit reviews:</w:t>
       </w:r>
     </w:p>
     <w:p>
@@ -1278,7 +1355,7 @@
           <w:sz w:val="22"/>
           <w:szCs w:val="22"/>
         </w:rPr>
-        <w:t xml:space="preserve">Treating doctors / nurses / technicians (as applicable)</w:t>
+        <w:t xml:space="preserve">Records for a sample of this standard's objective elements, checked against the What-we-do steps.</w:t>
       </w:r>
     </w:p>
     <w:p>
@@ -1295,7 +1372,7 @@
           <w:sz w:val="22"/>
           <w:szCs w:val="22"/>
         </w:rPr>
-        <w:t xml:space="preserve">Deliver care as written; escalate stop-work triggers without delay.</w:t>
+        <w:t xml:space="preserve">Documentary evidence is on file for each asterisked objective element in the sample.</w:t>
       </w:r>
     </w:p>
     <w:p>
@@ -1312,33 +1389,7 @@
           <w:sz w:val="22"/>
           <w:szCs w:val="22"/>
         </w:rPr>
-        <w:t xml:space="preserve">Quality Coordinator</w:t>
-      </w:r>
-    </w:p>
-    <w:p>
-      <w:pPr>
-        <w:pStyle w:val="ListParagraph"/>
-        <w:numPr>
-          <w:ilvl w:val="0"/>
-          <w:numId w:val="1"/>
-        </w:numPr>
-        <w:spacing w:after="60"/>
-      </w:pPr>
-      <w:r>
-        <w:rPr>
-          <w:sz w:val="22"/>
-          <w:szCs w:val="22"/>
-        </w:rPr>
-        <w:t xml:space="preserve">Audits this policy «quarterly»; holds training acknowledgements.</w:t>
-      </w:r>
-    </w:p>
-    <w:p>
-      <w:pPr>
-        <w:pStyle w:val="Heading1"/>
-        <w:spacing w:after="120" w:before="280"/>
-      </w:pPr>
-      <w:r>
-        <w:t xml:space="preserve">7. Quality monitoring (RCA → CAPA)</w:t>
+        <w:t xml:space="preserve">Stop-work events (if any) are logged with outcome.</w:t>
       </w:r>
     </w:p>
     <w:p>
@@ -1350,87 +1401,7 @@
           <w:sz w:val="22"/>
           <w:szCs w:val="22"/>
         </w:rPr>
-        <w:t xml:space="preserve">The Quality Coordinator audits this policy «quarterly».</w:t>
-      </w:r>
-    </w:p>
-    <w:p>
-      <w:pPr>
-        <w:spacing w:after="140"/>
-      </w:pPr>
-      <w:r>
-        <w:rPr>
-          <w:sz w:val="22"/>
-          <w:szCs w:val="22"/>
-        </w:rPr>
-        <w:t xml:space="preserve">What is monitored each quarter:</w:t>
-      </w:r>
-    </w:p>
-    <w:p>
-      <w:pPr>
-        <w:pStyle w:val="ListParagraph"/>
-        <w:numPr>
-          <w:ilvl w:val="0"/>
-          <w:numId w:val="1"/>
-        </w:numPr>
-        <w:spacing w:after="60"/>
-      </w:pPr>
-      <w:r>
-        <w:rPr>
-          <w:sz w:val="22"/>
-          <w:szCs w:val="22"/>
-        </w:rPr>
-        <w:t xml:space="preserve">Sample of records for each OE COP.11.a–h.</w:t>
-      </w:r>
-    </w:p>
-    <w:p>
-      <w:pPr>
-        <w:pStyle w:val="ListParagraph"/>
-        <w:numPr>
-          <w:ilvl w:val="0"/>
-          <w:numId w:val="1"/>
-        </w:numPr>
-        <w:spacing w:after="60"/>
-      </w:pPr>
-      <w:r>
-        <w:rPr>
-          <w:sz w:val="22"/>
-          <w:szCs w:val="22"/>
-        </w:rPr>
-        <w:t xml:space="preserve">Asterisked elements (abf) have document evidence as required.</w:t>
-      </w:r>
-    </w:p>
-    <w:p>
-      <w:pPr>
-        <w:pStyle w:val="ListParagraph"/>
-        <w:numPr>
-          <w:ilvl w:val="0"/>
-          <w:numId w:val="1"/>
-        </w:numPr>
-        <w:spacing w:after="60"/>
-      </w:pPr>
-      <w:r>
-        <w:rPr>
-          <w:sz w:val="22"/>
-          <w:szCs w:val="22"/>
-        </w:rPr>
-        <w:t xml:space="preserve">CORE elements (none) show no critical gaps in the sample.</w:t>
-      </w:r>
-    </w:p>
-    <w:p>
-      <w:pPr>
-        <w:pStyle w:val="ListParagraph"/>
-        <w:numPr>
-          <w:ilvl w:val="0"/>
-          <w:numId w:val="1"/>
-        </w:numPr>
-        <w:spacing w:after="60"/>
-      </w:pPr>
-      <w:r>
-        <w:rPr>
-          <w:sz w:val="22"/>
-          <w:szCs w:val="22"/>
-        </w:rPr>
-        <w:t xml:space="preserve">Stop-work events (if any) are logged with outcome.</w:t>
+        <w:t xml:space="preserve">Root-cause analysis is required when a gap found in this audit remains open beyond «90 days».</w:t>
       </w:r>
     </w:p>
     <w:p>
@@ -3258,7 +3229,7 @@
           <w:sz w:val="22"/>
           <w:szCs w:val="22"/>
         </w:rPr>
-        <w:t xml:space="preserve">Records showing COP.11.a was followed for sampled patients/cases.</w:t>
+        <w:t xml:space="preserve">Written paediatric-service organisation document.</w:t>
       </w:r>
     </w:p>
     <w:p>
@@ -3275,7 +3246,7 @@
           <w:sz w:val="22"/>
           <w:szCs w:val="22"/>
         </w:rPr>
-        <w:t xml:space="preserve">Written guidance / protocol referenced for this element (where required).</w:t>
+        <w:t xml:space="preserve">Safety-protocol compliance record.</w:t>
       </w:r>
     </w:p>
     <w:p>
@@ -3292,7 +3263,16 @@
           <w:sz w:val="22"/>
           <w:szCs w:val="22"/>
         </w:rPr>
-        <w:t xml:space="preserve">Audit sample notes for COP.11.a reviewed «quarterly».</w:t>
+        <w:t xml:space="preserve">Staff-competency record.</w:t>
+      </w:r>
+    </w:p>
+    <w:p>
+      <w:pPr>
+        <w:pStyle w:val="Heading2"/>
+        <w:spacing w:after="100" w:before="220"/>
+      </w:pPr>
+      <w:r>
+        <w:t xml:space="preserve">COP.11.b — Neonatal care is in consonance with the national / international guidelines.</w:t>
       </w:r>
     </w:p>
     <w:p>
@@ -3309,16 +3289,7 @@
           <w:sz w:val="22"/>
           <w:szCs w:val="22"/>
         </w:rPr>
-        <w:t xml:space="preserve">Documented evidence specifically required by the asterisked interpretation.</w:t>
-      </w:r>
-    </w:p>
-    <w:p>
-      <w:pPr>
-        <w:pStyle w:val="Heading2"/>
-        <w:spacing w:after="100" w:before="220"/>
-      </w:pPr>
-      <w:r>
-        <w:t xml:space="preserve">COP.11.b — Neonatal care is in consonance with the national / international guidelines.</w:t>
+        <w:t xml:space="preserve">National or international neonatal-care guideline reference.</w:t>
       </w:r>
     </w:p>
     <w:p>
@@ -3335,7 +3306,7 @@
           <w:sz w:val="22"/>
           <w:szCs w:val="22"/>
         </w:rPr>
-        <w:t xml:space="preserve">Records showing COP.11.b was followed for sampled patients/cases.</w:t>
+        <w:t xml:space="preserve">Neonatal-care protocol compliance record.</w:t>
       </w:r>
     </w:p>
     <w:p>
@@ -3352,7 +3323,16 @@
           <w:sz w:val="22"/>
           <w:szCs w:val="22"/>
         </w:rPr>
-        <w:t xml:space="preserve">Written guidance / protocol referenced for this element (where required).</w:t>
+        <w:t xml:space="preserve">Staff-training record on the guidelines.</w:t>
+      </w:r>
+    </w:p>
+    <w:p>
+      <w:pPr>
+        <w:pStyle w:val="Heading2"/>
+        <w:spacing w:after="100" w:before="220"/>
+      </w:pPr>
+      <w:r>
+        <w:t xml:space="preserve">COP.11.c — Those who care for children have age-specific competency.</w:t>
       </w:r>
     </w:p>
     <w:p>
@@ -3369,7 +3349,7 @@
           <w:sz w:val="22"/>
           <w:szCs w:val="22"/>
         </w:rPr>
-        <w:t xml:space="preserve">Audit sample notes for COP.11.b reviewed «quarterly».</w:t>
+        <w:t xml:space="preserve">Age-specific competency-training record for staff caring for children.</w:t>
       </w:r>
     </w:p>
     <w:p>
@@ -3386,16 +3366,7 @@
           <w:sz w:val="22"/>
           <w:szCs w:val="22"/>
         </w:rPr>
-        <w:t xml:space="preserve">Documented evidence specifically required by the asterisked interpretation.</w:t>
-      </w:r>
-    </w:p>
-    <w:p>
-      <w:pPr>
-        <w:pStyle w:val="Heading2"/>
-        <w:spacing w:after="100" w:before="220"/>
-      </w:pPr>
-      <w:r>
-        <w:t xml:space="preserve">COP.11.c — Those who care for children have age-specific competency.</w:t>
+        <w:t xml:space="preserve">Competency-verification record.</w:t>
       </w:r>
     </w:p>
     <w:p>
@@ -3412,7 +3383,16 @@
           <w:sz w:val="22"/>
           <w:szCs w:val="22"/>
         </w:rPr>
-        <w:t xml:space="preserve">Records showing COP.11.c was followed for sampled patients/cases.</w:t>
+        <w:t xml:space="preserve">Training-currency record.</w:t>
+      </w:r>
+    </w:p>
+    <w:p>
+      <w:pPr>
+        <w:pStyle w:val="Heading2"/>
+        <w:spacing w:after="100" w:before="220"/>
+      </w:pPr>
+      <w:r>
+        <w:t xml:space="preserve">COP.11.d — Provisions are made for special care of children.</w:t>
       </w:r>
     </w:p>
     <w:p>
@@ -3429,7 +3409,7 @@
           <w:sz w:val="22"/>
           <w:szCs w:val="22"/>
         </w:rPr>
-        <w:t xml:space="preserve">Written guidance / protocol referenced for this element (where required).</w:t>
+        <w:t xml:space="preserve">Special-care facility or equipment record for children.</w:t>
       </w:r>
     </w:p>
     <w:p>
@@ -3446,16 +3426,7 @@
           <w:sz w:val="22"/>
           <w:szCs w:val="22"/>
         </w:rPr>
-        <w:t xml:space="preserve">Audit sample notes for COP.11.c reviewed «quarterly».</w:t>
-      </w:r>
-    </w:p>
-    <w:p>
-      <w:pPr>
-        <w:pStyle w:val="Heading2"/>
-        <w:spacing w:after="100" w:before="220"/>
-      </w:pPr>
-      <w:r>
-        <w:t xml:space="preserve">COP.11.d — Provisions are made for special care of children.</w:t>
+        <w:t xml:space="preserve">Provision-adequacy check.</w:t>
       </w:r>
     </w:p>
     <w:p>
@@ -3472,7 +3443,16 @@
           <w:sz w:val="22"/>
           <w:szCs w:val="22"/>
         </w:rPr>
-        <w:t xml:space="preserve">Records showing COP.11.d was followed for sampled patients/cases.</w:t>
+        <w:t xml:space="preserve">Age-appropriate-care record.</w:t>
+      </w:r>
+    </w:p>
+    <w:p>
+      <w:pPr>
+        <w:pStyle w:val="Heading2"/>
+        <w:spacing w:after="100" w:before="220"/>
+      </w:pPr>
+      <w:r>
+        <w:t xml:space="preserve">COP.11.e — Paediatric assessment includes growth, developmental, immunisation and nutritional assessment.</w:t>
       </w:r>
     </w:p>
     <w:p>
@@ -3489,7 +3469,7 @@
           <w:sz w:val="22"/>
           <w:szCs w:val="22"/>
         </w:rPr>
-        <w:t xml:space="preserve">Written guidance / protocol referenced for this element (where required).</w:t>
+        <w:t xml:space="preserve">Paediatric assessment record covering growth, development, immunisation and nutrition.</w:t>
       </w:r>
     </w:p>
     <w:p>
@@ -3506,16 +3486,7 @@
           <w:sz w:val="22"/>
           <w:szCs w:val="22"/>
         </w:rPr>
-        <w:t xml:space="preserve">Audit sample notes for COP.11.d reviewed «quarterly».</w:t>
-      </w:r>
-    </w:p>
-    <w:p>
-      <w:pPr>
-        <w:pStyle w:val="Heading2"/>
-        <w:spacing w:after="100" w:before="220"/>
-      </w:pPr>
-      <w:r>
-        <w:t xml:space="preserve">COP.11.e — Paediatric assessment includes growth, developmental, immunisation and nutritional assessment.</w:t>
+        <w:t xml:space="preserve">Assessment-completeness check.</w:t>
       </w:r>
     </w:p>
     <w:p>
@@ -3532,7 +3503,16 @@
           <w:sz w:val="22"/>
           <w:szCs w:val="22"/>
         </w:rPr>
-        <w:t xml:space="preserve">Records showing COP.11.e was followed for sampled patients/cases.</w:t>
+        <w:t xml:space="preserve">Growth-chart documentation.</w:t>
+      </w:r>
+    </w:p>
+    <w:p>
+      <w:pPr>
+        <w:pStyle w:val="Heading2"/>
+        <w:spacing w:after="100" w:before="220"/>
+      </w:pPr>
+      <w:r>
+        <w:t xml:space="preserve">COP.11.f — The organisation has measures in place to prevent child / neonate abduction and abuse.</w:t>
       </w:r>
     </w:p>
     <w:p>
@@ -3549,7 +3529,7 @@
           <w:sz w:val="22"/>
           <w:szCs w:val="22"/>
         </w:rPr>
-        <w:t xml:space="preserve">Written guidance / protocol referenced for this element (where required).</w:t>
+        <w:t xml:space="preserve">Written child or neonate security measures — access control, identification bands, alarm systems.</w:t>
       </w:r>
     </w:p>
     <w:p>
@@ -3566,16 +3546,7 @@
           <w:sz w:val="22"/>
           <w:szCs w:val="22"/>
         </w:rPr>
-        <w:t xml:space="preserve">Audit sample notes for COP.11.e reviewed «quarterly».</w:t>
-      </w:r>
-    </w:p>
-    <w:p>
-      <w:pPr>
-        <w:pStyle w:val="Heading2"/>
-        <w:spacing w:after="100" w:before="220"/>
-      </w:pPr>
-      <w:r>
-        <w:t xml:space="preserve">COP.11.f — The organisation has measures in place to prevent child / neonate abduction and abuse.</w:t>
+        <w:t xml:space="preserve">Abduction-drill record.</w:t>
       </w:r>
     </w:p>
     <w:p>
@@ -3592,7 +3563,16 @@
           <w:sz w:val="22"/>
           <w:szCs w:val="22"/>
         </w:rPr>
-        <w:t xml:space="preserve">Records showing COP.11.f was followed for sampled patients/cases.</w:t>
+        <w:t xml:space="preserve">Abuse-identification and reporting record.</w:t>
+      </w:r>
+    </w:p>
+    <w:p>
+      <w:pPr>
+        <w:pStyle w:val="Heading2"/>
+        <w:spacing w:after="100" w:before="220"/>
+      </w:pPr>
+      <w:r>
+        <w:t xml:space="preserve">COP.11.g — The child’s family members are educated about nutrition, immunisation and safe parenting.</w:t>
       </w:r>
     </w:p>
     <w:p>
@@ -3609,7 +3589,7 @@
           <w:sz w:val="22"/>
           <w:szCs w:val="22"/>
         </w:rPr>
-        <w:t xml:space="preserve">Written guidance / protocol referenced for this element (where required).</w:t>
+        <w:t xml:space="preserve">Family-education record on nutrition, immunisation and safe parenting.</w:t>
       </w:r>
     </w:p>
     <w:p>
@@ -3626,7 +3606,7 @@
           <w:sz w:val="22"/>
           <w:szCs w:val="22"/>
         </w:rPr>
-        <w:t xml:space="preserve">Audit sample notes for COP.11.f reviewed «quarterly».</w:t>
+        <w:t xml:space="preserve">Education-material record.</w:t>
       </w:r>
     </w:p>
     <w:p>
@@ -3643,7 +3623,7 @@
           <w:sz w:val="22"/>
           <w:szCs w:val="22"/>
         </w:rPr>
-        <w:t xml:space="preserve">Documented evidence specifically required by the asterisked interpretation.</w:t>
+        <w:t xml:space="preserve">Documentation of education delivered.</w:t>
       </w:r>
     </w:p>
     <w:p>
@@ -3652,7 +3632,7 @@
         <w:spacing w:after="100" w:before="220"/>
       </w:pPr>
       <w:r>
-        <w:t xml:space="preserve">COP.11.g — The child’s family members are educated about nutrition, immunisation and safe parenting.</w:t>
+        <w:t xml:space="preserve">COP.11.h — The organisation provides for adolescent friendly health care services.</w:t>
       </w:r>
     </w:p>
     <w:p>
@@ -3669,7 +3649,7 @@
           <w:sz w:val="22"/>
           <w:szCs w:val="22"/>
         </w:rPr>
-        <w:t xml:space="preserve">Records showing COP.11.g was followed for sampled patients/cases.</w:t>
+        <w:t xml:space="preserve">Adolescent-friendly service provision record.</w:t>
       </w:r>
     </w:p>
     <w:p>
@@ -3686,7 +3666,7 @@
           <w:sz w:val="22"/>
           <w:szCs w:val="22"/>
         </w:rPr>
-        <w:t xml:space="preserve">Written guidance / protocol referenced for this element (where required).</w:t>
+        <w:t xml:space="preserve">Dedicated space or counselling record for adolescents.</w:t>
       </w:r>
     </w:p>
     <w:p>
@@ -3703,67 +3683,7 @@
           <w:sz w:val="22"/>
           <w:szCs w:val="22"/>
         </w:rPr>
-        <w:t xml:space="preserve">Audit sample notes for COP.11.g reviewed «quarterly».</w:t>
-      </w:r>
-    </w:p>
-    <w:p>
-      <w:pPr>
-        <w:pStyle w:val="Heading2"/>
-        <w:spacing w:after="100" w:before="220"/>
-      </w:pPr>
-      <w:r>
-        <w:t xml:space="preserve">COP.11.h — The organisation provides for adolescent friendly health care services.</w:t>
-      </w:r>
-    </w:p>
-    <w:p>
-      <w:pPr>
-        <w:pStyle w:val="ListParagraph"/>
-        <w:numPr>
-          <w:ilvl w:val="0"/>
-          <w:numId w:val="1"/>
-        </w:numPr>
-        <w:spacing w:after="60"/>
-      </w:pPr>
-      <w:r>
-        <w:rPr>
-          <w:sz w:val="22"/>
-          <w:szCs w:val="22"/>
-        </w:rPr>
-        <w:t xml:space="preserve">Records showing COP.11.h was followed for sampled patients/cases.</w:t>
-      </w:r>
-    </w:p>
-    <w:p>
-      <w:pPr>
-        <w:pStyle w:val="ListParagraph"/>
-        <w:numPr>
-          <w:ilvl w:val="0"/>
-          <w:numId w:val="1"/>
-        </w:numPr>
-        <w:spacing w:after="60"/>
-      </w:pPr>
-      <w:r>
-        <w:rPr>
-          <w:sz w:val="22"/>
-          <w:szCs w:val="22"/>
-        </w:rPr>
-        <w:t xml:space="preserve">Written guidance / protocol referenced for this element (where required).</w:t>
-      </w:r>
-    </w:p>
-    <w:p>
-      <w:pPr>
-        <w:pStyle w:val="ListParagraph"/>
-        <w:numPr>
-          <w:ilvl w:val="0"/>
-          <w:numId w:val="1"/>
-        </w:numPr>
-        <w:spacing w:after="60"/>
-      </w:pPr>
-      <w:r>
-        <w:rPr>
-          <w:sz w:val="22"/>
-          <w:szCs w:val="22"/>
-        </w:rPr>
-        <w:t xml:space="preserve">Audit sample notes for COP.11.h reviewed «quarterly».</w:t>
+        <w:t xml:space="preserve">Staff-training record on adolescent-friendly care.</w:t>
       </w:r>
     </w:p>
     <w:p>

--- a/policies/build/masters_hco/HCO.COP.11_v2_master.docx
+++ b/policies/build/masters_hco/HCO.COP.11_v2_master.docx
@@ -692,7 +692,7 @@
           <w:sz w:val="22"/>
           <w:szCs w:val="22"/>
         </w:rPr>
-        <w:t xml:space="preserve">It covers objective elements COP.11.a–h (8 elements).</w:t>
+        <w:t xml:space="preserve">This policy covers all 8 requirements under this standard, listed in detail below.</w:t>
       </w:r>
     </w:p>
     <w:p>
@@ -704,7 +704,7 @@
           <w:sz w:val="22"/>
           <w:szCs w:val="22"/>
         </w:rPr>
-        <w:t xml:space="preserve">This policy owns COP.11. Related AAC, PRE, IPC/HIC, HRM and MOM duties stay with those policies — cross-reference only.</w:t>
+        <w:t xml:space="preserve">This policy covers safe paediatric services specifically. Related duties — like patient assessment, patient rights, infection control, staffing, or medication management — are covered in the hospital's other policies, not repeated here.</w:t>
       </w:r>
     </w:p>
     <w:p>
@@ -749,7 +749,7 @@
           <w:sz w:val="22"/>
           <w:szCs w:val="22"/>
         </w:rPr>
-        <w:t xml:space="preserve">It covers 8 objective elements (COP.11.a, COP.11.b, COP.11.c, COP.11.d, COP.11.e, COP.11.f, COP.11.g, COP.11.h).</w:t>
+        <w:t xml:space="preserve">This policy covers all 8 requirements under this standard, listed in detail below.</w:t>
       </w:r>
     </w:p>
     <w:p>
@@ -761,7 +761,7 @@
           <w:sz w:val="22"/>
           <w:szCs w:val="22"/>
         </w:rPr>
-        <w:t xml:space="preserve">Boundaries: do not overwrite HCO AAC policies. Spell out abbreviations on first use in training materials.</w:t>
+        <w:t xml:space="preserve">This policy covers safe paediatric services specifically. Related duties — like patient assessment, patient rights, infection control, staffing, or medication management — are covered in the hospital's other policies, not repeated here. Spell out abbreviations on first use in training materials.</w:t>
       </w:r>
     </w:p>
     <w:p>
